--- a/aicte-irccip/docs/tech stack.docx
+++ b/aicte-irccip/docs/tech stack.docx
@@ -518,6 +518,48 @@
           </w:p>
         </w:tc>
       </w:tr>
+      <w:tr>
+        <w:tc>
+          <w:tcPr>
+            <w:tcW w:type="dxa" w:w="2484"/>
+          </w:tcPr>
+          <w:p>
+            <w:r>
+              <w:t>Machine Learning &amp; NLP</w:t>
+            </w:r>
+          </w:p>
+        </w:tc>
+        <w:tc>
+          <w:tcPr>
+            <w:tcW w:type="dxa" w:w="2484"/>
+          </w:tcPr>
+          <w:p>
+            <w:r>
+              <w:t>Scikit-Learn (TF-IDF + Logistic Regression .joblib pipelines)</w:t>
+            </w:r>
+          </w:p>
+        </w:tc>
+        <w:tc>
+          <w:tcPr>
+            <w:tcW w:type="dxa" w:w="2484"/>
+          </w:tcPr>
+          <w:p>
+            <w:r>
+              <w:t>In-process zero-latency inference engine (&lt;80ms) for category classification, priority severity prediction, TF-IDF cosine duplicate detection, and statutory bureau cell routing. 100% DPDP Act compliant with zero external cloud API leakage.</w:t>
+            </w:r>
+          </w:p>
+        </w:tc>
+        <w:tc>
+          <w:tcPr>
+            <w:tcW w:type="dxa" w:w="2484"/>
+          </w:tcPr>
+          <w:p>
+            <w:r>
+              <w:t>Production Ready (.joblib loaded)</w:t>
+            </w:r>
+          </w:p>
+        </w:tc>
+      </w:tr>
     </w:tbl>
     <w:p>
       <w:r>

--- a/aicte-irccip/docs/tech stack.docx
+++ b/aicte-irccip/docs/tech stack.docx
@@ -560,6 +560,48 @@
           </w:p>
         </w:tc>
       </w:tr>
+      <w:tr>
+        <w:tc>
+          <w:tcPr>
+            <w:tcW w:type="dxa" w:w="2484"/>
+          </w:tcPr>
+          <w:p>
+            <w:r>
+              <w:t>Zero-Effort Evaluation</w:t>
+            </w:r>
+          </w:p>
+        </w:tc>
+        <w:tc>
+          <w:tcPr>
+            <w:tcW w:type="dxa" w:w="2484"/>
+          </w:tcPr>
+          <w:p>
+            <w:r>
+              <w:t>Smart Auto-Provisioning Windows Batch Scripts (1_CLICK_RUN_ALL.bat)</w:t>
+            </w:r>
+          </w:p>
+        </w:tc>
+        <w:tc>
+          <w:tcPr>
+            <w:tcW w:type="dxa" w:w="2484"/>
+          </w:tcPr>
+          <w:p>
+            <w:r>
+              <w:t>Self-detecting launcher that automatically provisions Python virtual environment, installs backend requirements.txt, runs npm install on first run, starts both ports (8000 and 3000), and auto-launches the browser to http://localhost:3000.</w:t>
+            </w:r>
+          </w:p>
+        </w:tc>
+        <w:tc>
+          <w:tcPr>
+            <w:tcW w:type="dxa" w:w="2484"/>
+          </w:tcPr>
+          <w:p>
+            <w:r>
+              <w:t>Verified</w:t>
+            </w:r>
+          </w:p>
+        </w:tc>
+      </w:tr>
     </w:tbl>
     <w:p>
       <w:r>
